--- a/week07/assignment/week7-assignment.docx
+++ b/week07/assignment/week7-assignment.docx
@@ -228,7 +228,7 @@
         <w:rPr>
           <w:noProof/>
         </w:rPr>
-        <w:pict w14:anchorId="12914A03">
+        <w:pict w14:anchorId="69028F93">
           <v:rect id="_x0000_i1026" alt="" style="width:468pt;height:.05pt;mso-width-percent:0;mso-height-percent:0;mso-width-percent:0;mso-height-percent:0" o:hralign="center" o:hrstd="t" o:hr="t" fillcolor="#a0a0a0" stroked="f"/>
         </w:pict>
       </w:r>
@@ -393,7 +393,7 @@
         <w:rPr>
           <w:noProof/>
         </w:rPr>
-        <w:pict w14:anchorId="54D240E4">
+        <w:pict w14:anchorId="72D6DE0A">
           <v:rect id="_x0000_i1025" alt="" style="width:468pt;height:.05pt;mso-width-percent:0;mso-height-percent:0;mso-width-percent:0;mso-height-percent:0" o:hralign="center" o:hrstd="t" o:hr="t" fillcolor="#a0a0a0" stroked="f"/>
         </w:pict>
       </w:r>
@@ -1002,30 +1002,18 @@
         <w:pStyle w:val="Compact"/>
         <w:ind w:firstLine="720"/>
         <w:rPr>
-          <w:rStyle w:val="AttributeTok"/>
+          <w:rFonts w:ascii="Consolas" w:hAnsi="Consolas"/>
           <w:color w:val="FF0000"/>
-        </w:rPr>
-      </w:pPr>
-      <w:r>
-        <w:rPr>
-          <w:rStyle w:val="ExtensionTok"/>
+          <w:sz w:val="22"/>
+        </w:rPr>
+      </w:pPr>
+      <w:r>
+        <w:rPr>
+          <w:rFonts w:ascii="Consolas" w:hAnsi="Consolas"/>
           <w:color w:val="FF0000"/>
-        </w:rPr>
-        <w:t>docker-compose</w:t>
-      </w:r>
-      <w:r>
-        <w:rPr>
-          <w:rStyle w:val="NormalTok"/>
-          <w:color w:val="FF0000"/>
-        </w:rPr>
-        <w:t xml:space="preserve"> up </w:t>
-      </w:r>
-      <w:r>
-        <w:rPr>
-          <w:rStyle w:val="AttributeTok"/>
-          <w:color w:val="FF0000"/>
-        </w:rPr>
-        <w:t>-d</w:t>
+          <w:sz w:val="22"/>
+        </w:rPr>
+        <w:t>docker compose --profile single up -d</w:t>
       </w:r>
     </w:p>
     <w:p>
@@ -1133,31 +1121,22 @@
         <w:pStyle w:val="Compact"/>
         <w:ind w:firstLine="720"/>
         <w:rPr>
-          <w:rStyle w:val="AttributeTok"/>
-        </w:rPr>
-      </w:pPr>
-      <w:r>
-        <w:rPr>
-          <w:rStyle w:val="ExtensionTok"/>
-        </w:rPr>
-        <w:t>docker-compose</w:t>
-      </w:r>
-      <w:r>
-        <w:rPr>
-          <w:rStyle w:val="NormalTok"/>
-        </w:rPr>
-        <w:t xml:space="preserve"> up </w:t>
-      </w:r>
-      <w:r>
-        <w:rPr>
-          <w:rStyle w:val="AttributeTok"/>
-        </w:rPr>
-        <w:t>-d</w:t>
+          <w:rFonts w:ascii="Consolas" w:hAnsi="Consolas"/>
+          <w:sz w:val="22"/>
+        </w:rPr>
+      </w:pPr>
+      <w:r>
+        <w:rPr>
+          <w:rFonts w:ascii="Consolas" w:hAnsi="Consolas"/>
+          <w:sz w:val="22"/>
+        </w:rPr>
+        <w:t>docker compose --profile single up -d</w:t>
       </w:r>
     </w:p>
     <w:p>
       <w:pPr>
         <w:pStyle w:val="Compact"/>
+        <w:ind w:firstLine="720"/>
       </w:pPr>
     </w:p>
     <w:p>
@@ -1218,7 +1197,13 @@
         <w:rPr>
           <w:rStyle w:val="NormalTok"/>
         </w:rPr>
-        <w:t xml:space="preserve"> kafka_kafka_1 bash</w:t>
+        <w:t xml:space="preserve"> </w:t>
+      </w:r>
+      <w:r>
+        <w:rPr>
+          <w:rStyle w:val="NormalTok"/>
+        </w:rPr>
+        <w:t>kafka-kafka-1 bash</w:t>
       </w:r>
     </w:p>
     <w:p>
@@ -1270,7 +1255,31 @@
         <w:rPr>
           <w:rStyle w:val="NormalTok"/>
         </w:rPr>
-        <w:t xml:space="preserve"> kafka-kafka-1 bash</w:t>
+        <w:t xml:space="preserve"> kafka</w:t>
+      </w:r>
+      <w:r>
+        <w:rPr>
+          <w:rStyle w:val="NormalTok"/>
+        </w:rPr>
+        <w:t>_</w:t>
+      </w:r>
+      <w:r>
+        <w:rPr>
+          <w:rStyle w:val="NormalTok"/>
+        </w:rPr>
+        <w:t>kafka</w:t>
+      </w:r>
+      <w:r>
+        <w:rPr>
+          <w:rStyle w:val="NormalTok"/>
+        </w:rPr>
+        <w:t>_</w:t>
+      </w:r>
+      <w:r>
+        <w:rPr>
+          <w:rStyle w:val="NormalTok"/>
+        </w:rPr>
+        <w:t>1 bash</w:t>
       </w:r>
     </w:p>
     <w:p>
@@ -2305,7 +2314,13 @@
         </w:numPr>
       </w:pPr>
       <w:r>
-        <w:t>Exit the Kafka container and scale Kafka instances to 3:</w:t>
+        <w:t>Exit the Kafka</w:t>
+      </w:r>
+      <w:r>
+        <w:t xml:space="preserve">, stop the single Kafka instance, </w:t>
+      </w:r>
+      <w:r>
+        <w:t>and scale Kafka instances to 3:</w:t>
       </w:r>
     </w:p>
     <w:p>
@@ -2324,26 +2339,63 @@
           <w:sz w:val="22"/>
           <w:szCs w:val="22"/>
         </w:rPr>
-        <w:t>exit</w:t>
-      </w:r>
-    </w:p>
-    <w:p>
-      <w:pPr>
-        <w:pStyle w:val="SourceCode"/>
+        <w:t>E</w:t>
+      </w:r>
+      <w:r>
+        <w:rPr>
+          <w:rFonts w:ascii="Consolas" w:hAnsi="Consolas" w:cs="Consolas"/>
+          <w:sz w:val="22"/>
+          <w:szCs w:val="22"/>
+        </w:rPr>
+        <w:t>xit</w:t>
+      </w:r>
+    </w:p>
+    <w:p>
+      <w:pPr>
+        <w:pStyle w:val="Compact"/>
+        <w:ind w:firstLine="720"/>
+        <w:rPr>
+          <w:rFonts w:ascii="Consolas" w:hAnsi="Consolas"/>
+          <w:sz w:val="22"/>
+        </w:rPr>
+      </w:pPr>
+      <w:r>
+        <w:rPr>
+          <w:rFonts w:ascii="Consolas" w:hAnsi="Consolas"/>
+          <w:sz w:val="22"/>
+        </w:rPr>
+        <w:t xml:space="preserve">docker compose --profile single </w:t>
+      </w:r>
+      <w:r>
+        <w:rPr>
+          <w:rFonts w:ascii="Consolas" w:hAnsi="Consolas"/>
+          <w:sz w:val="22"/>
+        </w:rPr>
+        <w:t>down</w:t>
+      </w:r>
+    </w:p>
+    <w:p>
+      <w:pPr>
+        <w:pStyle w:val="Compact"/>
         <w:ind w:left="720"/>
-      </w:pPr>
-      <w:r>
-        <w:rPr>
-          <w:rStyle w:val="ExtensionTok"/>
-        </w:rPr>
-        <w:t>docker-compose</w:t>
-      </w:r>
-      <w:r>
-        <w:rPr>
-          <w:rStyle w:val="NormalTok"/>
-        </w:rPr>
-        <w:t xml:space="preserve"> scale kafka=3</w:t>
-      </w:r>
+        <w:rPr>
+          <w:rFonts w:ascii="Consolas" w:hAnsi="Consolas"/>
+          <w:sz w:val="22"/>
+        </w:rPr>
+      </w:pPr>
+      <w:r>
+        <w:rPr>
+          <w:rFonts w:ascii="Consolas" w:hAnsi="Consolas"/>
+          <w:sz w:val="22"/>
+        </w:rPr>
+        <w:t>docker compose --profile cluster up -d</w:t>
+      </w:r>
+    </w:p>
+    <w:p>
+      <w:pPr>
+        <w:pStyle w:val="Compact"/>
+        <w:ind w:left="720"/>
+      </w:pPr>
     </w:p>
     <w:p>
       <w:pPr>
@@ -2368,36 +2420,30 @@
     </w:p>
     <w:p>
       <w:pPr>
-        <w:pStyle w:val="SourceCode"/>
-        <w:ind w:firstLine="720"/>
-        <w:rPr>
-          <w:rStyle w:val="NormalTok"/>
-        </w:rPr>
-      </w:pPr>
-      <w:r>
-        <w:rPr>
-          <w:rStyle w:val="ExtensionTok"/>
-        </w:rPr>
-        <w:t>docker</w:t>
-      </w:r>
-      <w:r>
-        <w:rPr>
-          <w:rStyle w:val="NormalTok"/>
-        </w:rPr>
-        <w:t xml:space="preserve"> exec </w:t>
-      </w:r>
-      <w:r>
-        <w:rPr>
-          <w:rStyle w:val="AttributeTok"/>
-        </w:rPr>
-        <w:t>-it</w:t>
-      </w:r>
-      <w:r>
-        <w:rPr>
-          <w:rStyle w:val="NormalTok"/>
-        </w:rPr>
-        <w:t xml:space="preserve"> kafka_kafka_1 bash</w:t>
-      </w:r>
+        <w:pStyle w:val="Compact"/>
+        <w:ind w:left="720"/>
+        <w:rPr>
+          <w:rFonts w:ascii="Consolas" w:hAnsi="Consolas"/>
+          <w:sz w:val="22"/>
+        </w:rPr>
+      </w:pPr>
+      <w:r>
+        <w:rPr>
+          <w:rFonts w:ascii="Consolas" w:hAnsi="Consolas"/>
+          <w:sz w:val="22"/>
+        </w:rPr>
+        <w:t>docker exec -it kafka-kafka1-1 bash</w:t>
+      </w:r>
+    </w:p>
+    <w:p>
+      <w:pPr>
+        <w:pStyle w:val="Compact"/>
+        <w:ind w:left="720"/>
+        <w:rPr>
+          <w:rFonts w:ascii="Consolas" w:hAnsi="Consolas"/>
+          <w:sz w:val="22"/>
+        </w:rPr>
+      </w:pPr>
     </w:p>
     <w:p>
       <w:pPr>
@@ -2448,7 +2494,48 @@
         <w:rPr>
           <w:rStyle w:val="NormalTok"/>
         </w:rPr>
-        <w:t xml:space="preserve"> kafka-kafka-1 bash</w:t>
+        <w:t xml:space="preserve"> </w:t>
+      </w:r>
+      <w:r>
+        <w:rPr>
+          <w:rFonts w:ascii="Consolas" w:hAnsi="Consolas"/>
+          <w:sz w:val="22"/>
+        </w:rPr>
+        <w:t>kafka</w:t>
+      </w:r>
+      <w:r>
+        <w:rPr>
+          <w:rFonts w:ascii="Consolas" w:hAnsi="Consolas"/>
+          <w:sz w:val="22"/>
+        </w:rPr>
+        <w:t>_</w:t>
+      </w:r>
+      <w:r>
+        <w:rPr>
+          <w:rFonts w:ascii="Consolas" w:hAnsi="Consolas"/>
+          <w:sz w:val="22"/>
+        </w:rPr>
+        <w:t>kafka1</w:t>
+      </w:r>
+      <w:r>
+        <w:rPr>
+          <w:rFonts w:ascii="Consolas" w:hAnsi="Consolas"/>
+          <w:sz w:val="22"/>
+        </w:rPr>
+        <w:t>_</w:t>
+      </w:r>
+      <w:r>
+        <w:rPr>
+          <w:rFonts w:ascii="Consolas" w:hAnsi="Consolas"/>
+          <w:sz w:val="22"/>
+        </w:rPr>
+        <w:t xml:space="preserve">1 </w:t>
+      </w:r>
+      <w:r>
+        <w:rPr>
+          <w:rStyle w:val="NormalTok"/>
+        </w:rPr>
+        <w:t>bash</w:t>
       </w:r>
     </w:p>
     <w:p>
@@ -2470,8 +2557,8 @@
       <w:pPr>
         <w:pStyle w:val="SourceCode"/>
         <w:rPr>
-          <w:rStyle w:val="NormalTok"/>
-          <w:rFonts w:ascii="Courier New" w:hAnsi="Courier New" w:cs="Courier New"/>
+          <w:rStyle w:val="Strong"/>
+          <w:color w:val="EE0000"/>
         </w:rPr>
       </w:pPr>
       <w:r>
@@ -2479,84 +2566,7 @@
           <w:rStyle w:val="ExtensionTok"/>
           <w:rFonts w:ascii="Courier New" w:hAnsi="Courier New" w:cs="Courier New"/>
         </w:rPr>
-        <w:t>/opt/kafka_2.13-2.8.1/bin/kafka-topics.sh</w:t>
-      </w:r>
-      <w:r>
-        <w:rPr>
-          <w:rStyle w:val="NormalTok"/>
-          <w:rFonts w:ascii="Courier New" w:hAnsi="Courier New" w:cs="Courier New"/>
-        </w:rPr>
-        <w:t xml:space="preserve"> </w:t>
-      </w:r>
-      <w:r>
-        <w:rPr>
-          <w:rStyle w:val="AttributeTok"/>
-          <w:rFonts w:ascii="Courier New" w:hAnsi="Courier New" w:cs="Courier New"/>
-        </w:rPr>
-        <w:t>--create</w:t>
-      </w:r>
-      <w:r>
-        <w:rPr>
-          <w:rStyle w:val="NormalTok"/>
-          <w:rFonts w:ascii="Courier New" w:hAnsi="Courier New" w:cs="Courier New"/>
-        </w:rPr>
-        <w:t xml:space="preserve"> </w:t>
-      </w:r>
-      <w:r>
-        <w:rPr>
-          <w:rStyle w:val="AttributeTok"/>
-          <w:rFonts w:ascii="Courier New" w:hAnsi="Courier New" w:cs="Courier New"/>
-        </w:rPr>
-        <w:t>--topic</w:t>
-      </w:r>
-      <w:r>
-        <w:rPr>
-          <w:rStyle w:val="NormalTok"/>
-          <w:rFonts w:ascii="Courier New" w:hAnsi="Courier New" w:cs="Courier New"/>
-        </w:rPr>
-        <w:t xml:space="preserve"> my-partitioned-topic </w:t>
-      </w:r>
-      <w:r>
-        <w:rPr>
-          <w:rStyle w:val="AttributeTok"/>
-          <w:rFonts w:ascii="Courier New" w:hAnsi="Courier New" w:cs="Courier New"/>
-        </w:rPr>
-        <w:t>--replication-factor</w:t>
-      </w:r>
-      <w:r>
-        <w:rPr>
-          <w:rStyle w:val="NormalTok"/>
-          <w:rFonts w:ascii="Courier New" w:hAnsi="Courier New" w:cs="Courier New"/>
-        </w:rPr>
-        <w:t xml:space="preserve"> 3 </w:t>
-      </w:r>
-      <w:r>
-        <w:rPr>
-          <w:rStyle w:val="AttributeTok"/>
-          <w:rFonts w:ascii="Courier New" w:hAnsi="Courier New" w:cs="Courier New"/>
-        </w:rPr>
-        <w:t>--partitions</w:t>
-      </w:r>
-      <w:r>
-        <w:rPr>
-          <w:rStyle w:val="NormalTok"/>
-          <w:rFonts w:ascii="Courier New" w:hAnsi="Courier New" w:cs="Courier New"/>
-        </w:rPr>
-        <w:t xml:space="preserve"> 3 </w:t>
-      </w:r>
-      <w:r>
-        <w:rPr>
-          <w:rStyle w:val="AttributeTok"/>
-          <w:rFonts w:ascii="Courier New" w:hAnsi="Courier New" w:cs="Courier New"/>
-        </w:rPr>
-        <w:t>--bootstrap-server</w:t>
-      </w:r>
-      <w:r>
-        <w:rPr>
-          <w:rStyle w:val="NormalTok"/>
-          <w:rFonts w:ascii="Courier New" w:hAnsi="Courier New" w:cs="Courier New"/>
-        </w:rPr>
-        <w:t xml:space="preserve"> localhost:9092</w:t>
+        <w:t>/opt/kafka_2.13-2.8.1/bin/kafka-topics.sh --create --topic my-partitioned-topic --replication-factor 3 --partitions 3 --bootstrap-server kafka1:9092</w:t>
       </w:r>
     </w:p>
     <w:p>
@@ -2612,94 +2622,26 @@
     </w:p>
     <w:p>
       <w:pPr>
-        <w:pStyle w:val="SourceCode"/>
-        <w:rPr>
-          <w:rFonts w:ascii="Courier New" w:hAnsi="Courier New" w:cs="Courier New"/>
-        </w:rPr>
-      </w:pPr>
-      <w:r>
+        <w:pStyle w:val="FirstParagraph"/>
         <w:rPr>
           <w:rStyle w:val="ExtensionTok"/>
           <w:rFonts w:ascii="Courier New" w:hAnsi="Courier New" w:cs="Courier New"/>
         </w:rPr>
-        <w:t>/opt/kafka_2.13-2.8.1/bin/kafka-producer-perf-test.sh</w:t>
-      </w:r>
-      <w:r>
-        <w:rPr>
-          <w:rStyle w:val="NormalTok"/>
-          <w:rFonts w:ascii="Courier New" w:hAnsi="Courier New" w:cs="Courier New"/>
-        </w:rPr>
-        <w:t xml:space="preserve"> </w:t>
-      </w:r>
-      <w:r>
-        <w:rPr>
-          <w:rStyle w:val="AttributeTok"/>
-          <w:rFonts w:ascii="Courier New" w:hAnsi="Courier New" w:cs="Courier New"/>
-        </w:rPr>
-        <w:t>--topic</w:t>
-      </w:r>
-      <w:r>
-        <w:rPr>
-          <w:rStyle w:val="NormalTok"/>
-          <w:rFonts w:ascii="Courier New" w:hAnsi="Courier New" w:cs="Courier New"/>
-        </w:rPr>
-        <w:t xml:space="preserve"> my-partitioned-topic </w:t>
-      </w:r>
-      <w:r>
-        <w:rPr>
-          <w:rStyle w:val="AttributeTok"/>
-          <w:rFonts w:ascii="Courier New" w:hAnsi="Courier New" w:cs="Courier New"/>
-        </w:rPr>
-        <w:t>--num-records</w:t>
-      </w:r>
-      <w:r>
-        <w:rPr>
-          <w:rStyle w:val="NormalTok"/>
-          <w:rFonts w:ascii="Courier New" w:hAnsi="Courier New" w:cs="Courier New"/>
-        </w:rPr>
-        <w:t xml:space="preserve"> 50000 </w:t>
-      </w:r>
-      <w:r>
-        <w:rPr>
-          <w:rStyle w:val="AttributeTok"/>
-          <w:rFonts w:ascii="Courier New" w:hAnsi="Courier New" w:cs="Courier New"/>
-        </w:rPr>
-        <w:t>--record-size</w:t>
-      </w:r>
-      <w:r>
-        <w:rPr>
-          <w:rStyle w:val="NormalTok"/>
-          <w:rFonts w:ascii="Courier New" w:hAnsi="Courier New" w:cs="Courier New"/>
-        </w:rPr>
-        <w:t xml:space="preserve"> 100 </w:t>
-      </w:r>
-      <w:r>
-        <w:rPr>
-          <w:rStyle w:val="AttributeTok"/>
-          <w:rFonts w:ascii="Courier New" w:hAnsi="Courier New" w:cs="Courier New"/>
-        </w:rPr>
-        <w:t>--throughput</w:t>
-      </w:r>
-      <w:r>
-        <w:rPr>
-          <w:rStyle w:val="NormalTok"/>
-          <w:rFonts w:ascii="Courier New" w:hAnsi="Courier New" w:cs="Courier New"/>
-        </w:rPr>
-        <w:t xml:space="preserve"> 1000 </w:t>
-      </w:r>
-      <w:r>
-        <w:rPr>
-          <w:rStyle w:val="AttributeTok"/>
-          <w:rFonts w:ascii="Courier New" w:hAnsi="Courier New" w:cs="Courier New"/>
-        </w:rPr>
-        <w:t>--producer-props</w:t>
-      </w:r>
-      <w:r>
-        <w:rPr>
-          <w:rStyle w:val="NormalTok"/>
-          <w:rFonts w:ascii="Courier New" w:hAnsi="Courier New" w:cs="Courier New"/>
-        </w:rPr>
-        <w:t xml:space="preserve"> bootstrap.servers=localhost:9092 key.serializer=org.apache.kafka.common.serialization.StringSerializer value.serializer=org.apache.kafka.common.serialization.StringSerializer</w:t>
+      </w:pPr>
+      <w:r>
+        <w:rPr>
+          <w:rStyle w:val="ExtensionTok"/>
+          <w:rFonts w:ascii="Courier New" w:hAnsi="Courier New" w:cs="Courier New"/>
+        </w:rPr>
+        <w:t xml:space="preserve">/opt/kafka_2.13-2.8.1/bin/kafka-producer-perf-test.sh --topic my-partitioned-topic --num-records 50000 --record-size 100 --throughput 1000 --producer-props </w:t>
+      </w:r>
+      <w:r>
+        <w:rPr>
+          <w:rStyle w:val="ExtensionTok"/>
+          <w:rFonts w:ascii="Courier New" w:hAnsi="Courier New" w:cs="Courier New"/>
+        </w:rPr>
+        <w:lastRenderedPageBreak/>
+        <w:t>bootstrap.servers=kafka1:9092,kafka2:9092,kafka3:9092 key.serializer=org.apache.kafka.common.serialization.StringSerializer value.serializer=org.apache.kafka.common.serialization.StringSerializer</w:t>
       </w:r>
     </w:p>
     <w:p>
@@ -2707,72 +2649,23 @@
         <w:pStyle w:val="FirstParagraph"/>
       </w:pPr>
       <w:r>
-        <w:lastRenderedPageBreak/>
         <w:t>Followed by:</w:t>
       </w:r>
     </w:p>
     <w:p>
       <w:pPr>
-        <w:pStyle w:val="SourceCode"/>
-        <w:rPr>
-          <w:rFonts w:ascii="Courier New" w:hAnsi="Courier New" w:cs="Courier New"/>
-        </w:rPr>
-      </w:pPr>
-      <w:r>
+        <w:pStyle w:val="FirstParagraph"/>
         <w:rPr>
           <w:rStyle w:val="ExtensionTok"/>
           <w:rFonts w:ascii="Courier New" w:hAnsi="Courier New" w:cs="Courier New"/>
         </w:rPr>
-        <w:t>/opt/kafka_2.13-2.8.1/bin/kafka-consumer-perf-test.sh</w:t>
-      </w:r>
-      <w:r>
-        <w:rPr>
-          <w:rStyle w:val="NormalTok"/>
-          <w:rFonts w:ascii="Courier New" w:hAnsi="Courier New" w:cs="Courier New"/>
-        </w:rPr>
-        <w:t xml:space="preserve"> </w:t>
-      </w:r>
-      <w:r>
-        <w:rPr>
-          <w:rStyle w:val="AttributeTok"/>
-          <w:rFonts w:ascii="Courier New" w:hAnsi="Courier New" w:cs="Courier New"/>
-        </w:rPr>
-        <w:t>--broker-list</w:t>
-      </w:r>
-      <w:r>
-        <w:rPr>
-          <w:rStyle w:val="NormalTok"/>
-          <w:rFonts w:ascii="Courier New" w:hAnsi="Courier New" w:cs="Courier New"/>
-        </w:rPr>
-        <w:t xml:space="preserve"> localhost:9092 </w:t>
-      </w:r>
-      <w:r>
-        <w:rPr>
-          <w:rStyle w:val="AttributeTok"/>
-          <w:rFonts w:ascii="Courier New" w:hAnsi="Courier New" w:cs="Courier New"/>
-        </w:rPr>
-        <w:t>--topic</w:t>
-      </w:r>
-      <w:r>
-        <w:rPr>
-          <w:rStyle w:val="NormalTok"/>
-          <w:rFonts w:ascii="Courier New" w:hAnsi="Courier New" w:cs="Courier New"/>
-        </w:rPr>
-        <w:t xml:space="preserve"> my-partitioned-topic </w:t>
-      </w:r>
-      <w:r>
-        <w:rPr>
-          <w:rStyle w:val="AttributeTok"/>
-          <w:rFonts w:ascii="Courier New" w:hAnsi="Courier New" w:cs="Courier New"/>
-        </w:rPr>
-        <w:t>--messages</w:t>
-      </w:r>
-      <w:r>
-        <w:rPr>
-          <w:rStyle w:val="NormalTok"/>
-          <w:rFonts w:ascii="Courier New" w:hAnsi="Courier New" w:cs="Courier New"/>
-        </w:rPr>
-        <w:t xml:space="preserve"> 50000</w:t>
+      </w:pPr>
+      <w:r>
+        <w:rPr>
+          <w:rStyle w:val="ExtensionTok"/>
+          <w:rFonts w:ascii="Courier New" w:hAnsi="Courier New" w:cs="Courier New"/>
+        </w:rPr>
+        <w:t>/opt/kafka_2.13-2.8.1/bin/kafka-consumer-perf-test.sh --broker-list kafka1:9092,kafka2:9092,kafka3:9092 --topic my-partitioned-topic --messages 50000</w:t>
       </w:r>
     </w:p>
     <w:p>
@@ -2912,7 +2805,64 @@
         <w:t>docker-compose down</w:t>
       </w:r>
       <w:r>
-        <w:t xml:space="preserve"> for each directory. If you’re using google cloud, please shut down your virtual machine to preserve cloud costs.</w:t>
+        <w:t xml:space="preserve"> for each directory. </w:t>
+      </w:r>
+      <w:r>
+        <w:t xml:space="preserve">For Kafka shutdown use: </w:t>
+      </w:r>
+      <w:r>
+        <w:rPr>
+          <w:rFonts w:ascii="Menlo" w:hAnsi="Menlo" w:cs="Menlo"/>
+          <w:color w:val="000000"/>
+          <w:sz w:val="22"/>
+          <w:szCs w:val="22"/>
+        </w:rPr>
+        <w:t>docker compose --profile cluster</w:t>
+      </w:r>
+      <w:r>
+        <w:rPr>
+          <w:rFonts w:ascii="Menlo" w:hAnsi="Menlo" w:cs="Menlo"/>
+          <w:color w:val="000000"/>
+          <w:sz w:val="22"/>
+          <w:szCs w:val="22"/>
+        </w:rPr>
+        <w:t xml:space="preserve"> down </w:t>
+      </w:r>
+      <w:r>
+        <w:t xml:space="preserve">and </w:t>
+      </w:r>
+      <w:r>
+        <w:rPr>
+          <w:rFonts w:ascii="Menlo" w:hAnsi="Menlo" w:cs="Menlo"/>
+          <w:color w:val="000000"/>
+          <w:sz w:val="22"/>
+          <w:szCs w:val="22"/>
+        </w:rPr>
+        <w:t xml:space="preserve">docker compose --profile </w:t>
+      </w:r>
+      <w:r>
+        <w:rPr>
+          <w:rFonts w:ascii="Menlo" w:hAnsi="Menlo" w:cs="Menlo"/>
+          <w:color w:val="000000"/>
+          <w:sz w:val="22"/>
+          <w:szCs w:val="22"/>
+        </w:rPr>
+        <w:t>single</w:t>
+      </w:r>
+      <w:r>
+        <w:rPr>
+          <w:rFonts w:ascii="Menlo" w:hAnsi="Menlo" w:cs="Menlo"/>
+          <w:color w:val="000000"/>
+          <w:sz w:val="22"/>
+          <w:szCs w:val="22"/>
+        </w:rPr>
+        <w:t xml:space="preserve"> down </w:t>
+      </w:r>
+      <w:r>
+        <w:t>I</w:t>
+      </w:r>
+      <w:r>
+        <w:t>f you’re using google cloud, please shut down your virtual machine to preserve cloud costs.</w:t>
       </w:r>
     </w:p>
     <w:sectPr>
@@ -4756,7 +4706,6 @@
   <w:style w:type="character" w:default="1" w:styleId="DefaultParagraphFont">
     <w:name w:val="Default Paragraph Font"/>
     <w:uiPriority w:val="1"/>
-    <w:semiHidden/>
     <w:unhideWhenUsed/>
   </w:style>
   <w:style w:type="table" w:default="1" w:styleId="TableNormal">

--- a/week07/assignment/week7-assignment.docx
+++ b/week07/assignment/week7-assignment.docx
@@ -159,20 +159,34 @@
         <w:rPr>
           <w:rStyle w:val="Emphasis"/>
         </w:rPr>
-        <w:t xml:space="preserve">: </w:t>
+        <w:t>:</w:t>
+      </w:r>
+      <w:r>
+        <w:t xml:space="preserve"> </w:t>
       </w:r>
       <w:hyperlink r:id="rId8" w:history="1">
         <w:r>
           <w:rPr>
             <w:rStyle w:val="Hyperlink"/>
           </w:rPr>
-          <w:t>https://youtu.be/mIuri7PgSz0</w:t>
+          <w:t>https://youtu.be/kRkNdegbqdM</w:t>
         </w:r>
       </w:hyperlink>
+      <w:r>
+        <w:rPr>
+          <w:rStyle w:val="Emphasis"/>
+        </w:rPr>
+        <w:br/>
+      </w:r>
     </w:p>
     <w:p>
       <w:pPr>
         <w:pStyle w:val="NormalWeb"/>
+        <w:spacing w:before="100" w:beforeAutospacing="1" w:after="100" w:afterAutospacing="1"/>
+        <w:rPr>
+          <w:i/>
+          <w:iCs/>
+        </w:rPr>
       </w:pPr>
       <w:r>
         <w:t xml:space="preserve">Watching both videos is mandatory. The </w:t>
@@ -228,8 +242,13 @@
         <w:rPr>
           <w:noProof/>
         </w:rPr>
-        <w:pict w14:anchorId="69028F93">
-          <v:rect id="_x0000_i1026" alt="" style="width:468pt;height:.05pt;mso-width-percent:0;mso-height-percent:0;mso-width-percent:0;mso-height-percent:0" o:hralign="center" o:hrstd="t" o:hr="t" fillcolor="#a0a0a0" stroked="f"/>
+      </w:r>
+      <w:r>
+        <w:pict w14:anchorId="39A72DC5">
+          <v:rect id="Horizontal Line 1" o:spid="_x0000_s1027" style="width:468pt;height:.05pt;visibility:visible;mso-wrap-style:square;mso-left-percent:-10001;mso-top-percent:-10001;mso-position-horizontal:absolute;mso-position-horizontal-relative:char;mso-position-vertical:absolute;mso-position-vertical-relative:line;mso-left-percent:-10001;mso-top-percent:-10001;v-text-anchor:top" o:gfxdata="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" filled="f">
+            <o:lock v:ext="edit" rotation="t" aspectratio="t" verticies="t" text="t" shapetype="t"/>
+            <w10:anchorlock/>
+          </v:rect>
         </w:pict>
       </w:r>
     </w:p>
@@ -393,8 +412,13 @@
         <w:rPr>
           <w:noProof/>
         </w:rPr>
-        <w:pict w14:anchorId="72D6DE0A">
-          <v:rect id="_x0000_i1025" alt="" style="width:468pt;height:.05pt;mso-width-percent:0;mso-height-percent:0;mso-width-percent:0;mso-height-percent:0" o:hralign="center" o:hrstd="t" o:hr="t" fillcolor="#a0a0a0" stroked="f"/>
+      </w:r>
+      <w:r>
+        <w:pict w14:anchorId="70748239">
+          <v:rect id="Horizontal Line 2" o:spid="_x0000_s1026" style="width:468pt;height:.05pt;visibility:visible;mso-wrap-style:square;mso-left-percent:-10001;mso-top-percent:-10001;mso-position-horizontal:absolute;mso-position-horizontal-relative:char;mso-position-vertical:absolute;mso-position-vertical-relative:line;mso-left-percent:-10001;mso-top-percent:-10001;v-text-anchor:top" o:gfxdata="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" filled="f">
+            <o:lock v:ext="edit" rotation="t" aspectratio="t" verticies="t" text="t" shapetype="t"/>
+            <w10:anchorlock/>
+          </v:rect>
         </w:pict>
       </w:r>
     </w:p>
@@ -2339,7 +2363,7 @@
           <w:sz w:val="22"/>
           <w:szCs w:val="22"/>
         </w:rPr>
-        <w:t>E</w:t>
+        <w:t>e</w:t>
       </w:r>
       <w:r>
         <w:rPr>
@@ -2817,7 +2841,10 @@
           <w:sz w:val="22"/>
           <w:szCs w:val="22"/>
         </w:rPr>
-        <w:t>docker compose --profile cluster</w:t>
+        <w:t xml:space="preserve">docker compose --profile cluster down </w:t>
+      </w:r>
+      <w:r>
+        <w:t xml:space="preserve">and </w:t>
       </w:r>
       <w:r>
         <w:rPr>
@@ -2826,37 +2853,7 @@
           <w:sz w:val="22"/>
           <w:szCs w:val="22"/>
         </w:rPr>
-        <w:t xml:space="preserve"> down </w:t>
-      </w:r>
-      <w:r>
-        <w:t xml:space="preserve">and </w:t>
-      </w:r>
-      <w:r>
-        <w:rPr>
-          <w:rFonts w:ascii="Menlo" w:hAnsi="Menlo" w:cs="Menlo"/>
-          <w:color w:val="000000"/>
-          <w:sz w:val="22"/>
-          <w:szCs w:val="22"/>
-        </w:rPr>
-        <w:t xml:space="preserve">docker compose --profile </w:t>
-      </w:r>
-      <w:r>
-        <w:rPr>
-          <w:rFonts w:ascii="Menlo" w:hAnsi="Menlo" w:cs="Menlo"/>
-          <w:color w:val="000000"/>
-          <w:sz w:val="22"/>
-          <w:szCs w:val="22"/>
-        </w:rPr>
-        <w:t>single</w:t>
-      </w:r>
-      <w:r>
-        <w:rPr>
-          <w:rFonts w:ascii="Menlo" w:hAnsi="Menlo" w:cs="Menlo"/>
-          <w:color w:val="000000"/>
-          <w:sz w:val="22"/>
-          <w:szCs w:val="22"/>
-        </w:rPr>
-        <w:t xml:space="preserve"> down </w:t>
+        <w:t xml:space="preserve">docker compose --profile single down </w:t>
       </w:r>
       <w:r>
         <w:t>I</w:t>
@@ -4706,6 +4703,7 @@
   <w:style w:type="character" w:default="1" w:styleId="DefaultParagraphFont">
     <w:name w:val="Default Paragraph Font"/>
     <w:uiPriority w:val="1"/>
+    <w:semiHidden/>
     <w:unhideWhenUsed/>
   </w:style>
   <w:style w:type="table" w:default="1" w:styleId="TableNormal">

--- a/week07/assignment/week7-assignment.docx
+++ b/week07/assignment/week7-assignment.docx
@@ -76,14 +76,17 @@
       <w:r>
         <w:t xml:space="preserve">Link: </w:t>
       </w:r>
-      <w:hyperlink r:id="rId7" w:tgtFrame="_new" w:history="1">
+      <w:hyperlink r:id="rId7" w:history="1">
         <w:r>
           <w:rPr>
             <w:rStyle w:val="Hyperlink"/>
           </w:rPr>
-          <w:t>https://youtu.be/waVs5PNMYis</w:t>
+          <w:t>https://youtu.be/42WcFncqh8k</w:t>
         </w:r>
       </w:hyperlink>
+      <w:r>
+        <w:br/>
+      </w:r>
     </w:p>
     <w:p>
       <w:pPr>
@@ -172,12 +175,6 @@
           <w:t>https://youtu.be/kRkNdegbqdM</w:t>
         </w:r>
       </w:hyperlink>
-      <w:r>
-        <w:rPr>
-          <w:rStyle w:val="Emphasis"/>
-        </w:rPr>
-        <w:br/>
-      </w:r>
     </w:p>
     <w:p>
       <w:pPr>
@@ -239,13 +236,8 @@
     </w:p>
     <w:p>
       <w:r>
-        <w:rPr>
-          <w:noProof/>
-        </w:rPr>
-      </w:r>
-      <w:r>
-        <w:pict w14:anchorId="39A72DC5">
-          <v:rect id="Horizontal Line 1" o:spid="_x0000_s1027" style="width:468pt;height:.05pt;visibility:visible;mso-wrap-style:square;mso-left-percent:-10001;mso-top-percent:-10001;mso-position-horizontal:absolute;mso-position-horizontal-relative:char;mso-position-vertical:absolute;mso-position-vertical-relative:line;mso-left-percent:-10001;mso-top-percent:-10001;v-text-anchor:top" o:gfxdata="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" filled="f">
+        <w:pict w14:anchorId="131E4425">
+          <v:rect id="Horizontal Line 1" o:spid="_x0000_s1027" alt="" style="width:468pt;height:.05pt;visibility:visible;mso-wrap-style:square;mso-width-percent:0;mso-height-percent:0;mso-left-percent:-10001;mso-top-percent:-10001;mso-position-horizontal:absolute;mso-position-horizontal-relative:char;mso-position-vertical:absolute;mso-position-vertical-relative:line;mso-width-percent:0;mso-height-percent:0;mso-left-percent:-10001;mso-top-percent:-10001;v-text-anchor:top" filled="f">
             <o:lock v:ext="edit" rotation="t" aspectratio="t" verticies="t" text="t" shapetype="t"/>
             <w10:anchorlock/>
           </v:rect>
@@ -409,13 +401,8 @@
     </w:p>
     <w:p>
       <w:r>
-        <w:rPr>
-          <w:noProof/>
-        </w:rPr>
-      </w:r>
-      <w:r>
-        <w:pict w14:anchorId="70748239">
-          <v:rect id="Horizontal Line 2" o:spid="_x0000_s1026" style="width:468pt;height:.05pt;visibility:visible;mso-wrap-style:square;mso-left-percent:-10001;mso-top-percent:-10001;mso-position-horizontal:absolute;mso-position-horizontal-relative:char;mso-position-vertical:absolute;mso-position-vertical-relative:line;mso-left-percent:-10001;mso-top-percent:-10001;v-text-anchor:top" o:gfxdata="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" filled="f">
+        <w:pict w14:anchorId="52681F62">
+          <v:rect id="Horizontal Line 2" o:spid="_x0000_s1026" alt="" style="width:468pt;height:.05pt;visibility:visible;mso-wrap-style:square;mso-width-percent:0;mso-height-percent:0;mso-left-percent:-10001;mso-top-percent:-10001;mso-position-horizontal:absolute;mso-position-horizontal-relative:char;mso-position-vertical:absolute;mso-position-vertical-relative:line;mso-width-percent:0;mso-height-percent:0;mso-left-percent:-10001;mso-top-percent:-10001;v-text-anchor:top" filled="f">
             <o:lock v:ext="edit" rotation="t" aspectratio="t" verticies="t" text="t" shapetype="t"/>
             <w10:anchorlock/>
           </v:rect>
